--- a/eng/docx/28.content.docx
+++ b/eng/docx/28.content.docx
@@ -136,13 +136,6 @@
         <w:rPr>
           <w:lang w:val="en_US" w:bidi="en_US"/>
         </w:rPr>
-      </w:r>
-      <w:r>
-        <w:rPr>
-          <w:i/>
-          <w:lang w:val="en_US" w:bidi="en_US"/>
-        </w:rPr>
-        <w:t>Hosea 1:2, Hosea 1:4, Hosea 1:7, Hosea 1:9, Hosea 1:10, Hosea 2:2–3, Hosea 2:4, Hosea 2:7, Hosea 2:8, Hosea 2:10, Hosea 2:12, Hosea 2:15, Hosea 2:16, Hosea 2:18, Hosea 2:19, Hosea 2:22, Hosea 2:23, Hosea 3:1, Hosea 3:2, Hosea 3:4–5, Hosea 4:1, Hosea 4:3, Hosea 4:5, Hosea 4:6, Hosea 4:9, Hosea 4:11, Hosea 4:14, Hosea 4:15, Hosea 4:18, Hosea 5:2, Hosea 5:4, Hosea 5:6, Hosea 5:9, Hosea 5:10, Hosea 5:13, Hosea 5:15, Hosea 6:1, Hosea 6:2, Hosea 6:4, Hosea 6:6, Hosea 6:9, Hosea 6:11, Hosea 7:2, Hosea 7:3, Hosea 7:6, Hosea 7:9, Hosea 7:11, Hosea 7:13, Hosea 7:14, Hosea 7:16, Hosea 8:1, Hosea 8:4, Hosea 8:7, Hosea 8:10, Hosea 8:12, Hosea 8:13, Hosea 9:1, Hosea 9:4, Hosea 9:6, Hosea 9:7, Hosea 9:8, Hosea 9:10, Hosea 9:11, Hosea 9:14, Hosea 9:15, Hosea 9:16, Hosea 10:1, Hosea 10:4, Hosea 10:6, Hosea 10:8, Hosea 10:11, Hosea 10:12, Hosea 10:14, Hosea 11:1, Hosea 11:3, Hosea 11:7, Hosea 11:9, Hosea 11:10–11, Hosea 11:12, Hosea 12:2, Hosea 12:3, Hosea 12:6, Hosea 12:8, Hosea 12:9, Hosea 12:11, Hosea 12:13, Hosea 13:1, Hosea 13:3, Hosea 13:6, Hosea 13:8, Hosea 13:9, Hosea 13:13, Hosea 13:14, Hosea 13:15, Hosea 13:16, Hosea 14:1, Hosea 14:3, Hosea 14:4, Hosea 14:7, Hosea 14:9</w:t>
       </w:r>
       <w:r>
         <w:rPr>

--- a/eng/docx/28.content.docx
+++ b/eng/docx/28.content.docx
@@ -123,19 +123,6 @@
           <w:lang w:val="en_US" w:bidi="en_US"/>
         </w:rPr>
         <w:t>HOS</w:t>
-      </w:r>
-      <w:r>
-        <w:rPr>
-          <w:lang w:val="en_US" w:bidi="en_US"/>
-        </w:rPr>
-      </w:r>
-    </w:p>
-    <w:p>
-      <w:pPr/>
-      <w:r>
-        <w:rPr>
-          <w:lang w:val="en_US" w:bidi="en_US"/>
-        </w:rPr>
       </w:r>
       <w:r>
         <w:rPr>

--- a/eng/docx/28.content.docx
+++ b/eng/docx/28.content.docx
@@ -19,7 +19,7 @@
         <w:rPr>
           <w:lang w:val="en_US" w:bidi="en_US"/>
         </w:rPr>
-        <w:t>Resource: Translation Questions (unfoldingWord)</w:t>
+        <w:t>Resource: unfoldingWord® Translation Questions</w:t>
       </w:r>
       <w:r>
         <w:rPr>
@@ -85,7 +85,7 @@
         <w:rPr>
           <w:lang w:val="en_US" w:bidi="en_US"/>
         </w:rPr>
-        <w:t>Translation Questions (unfoldingWord)</w:t>
+        <w:t>unfoldingWord® Translation Questions</w:t>
       </w:r>
     </w:p>
     <w:p>
